--- a/00-首页/题组Word/第一轮·竞赛教材版/第一轮原理-3-热力学初步-学生版.docx
+++ b/00-首页/题组Word/第一轮·竞赛教材版/第一轮原理-3-热力学初步-学生版.docx
@@ -13026,119 +13026,6 @@
     </w:p>
     <w:p>
       <w:pPr>
-        <w:pStyle w:val="BlockText"/>
-      </w:pPr>
-      <w:r>
-        <w:rPr>
-          <w:rFonts w:hint="eastAsia" w:ascii="Times New Roman" w:hAnsi="Times New Roman" w:eastAsia="FangSong" w:cs="Times New Roman"/>
-        </w:rPr>
-        <w:t xml:space="preserve">答案见</w:t>
-      </w:r>
-      <w:r>
-        <w:rPr>
-          <w:rFonts w:ascii="Times New Roman" w:hAnsi="Times New Roman" w:eastAsia="Times New Roman" w:cs="Times New Roman"/>
-        </w:rPr>
-        <w:t xml:space="preserve"> </w:t>
-      </w:r>
-      <w:r>
-        <w:rPr>
-          <w:rFonts w:hint="eastAsia" w:ascii="Times New Roman" w:hAnsi="Times New Roman" w:eastAsia="Times New Roman" w:cs="Times New Roman"/>
-        </w:rPr>
-        <w:t>04-</w:t>
-      </w:r>
-      <w:r>
-        <w:rPr>
-          <w:rFonts w:hint="eastAsia" w:ascii="Times New Roman" w:hAnsi="Times New Roman" w:eastAsia="FangSong" w:cs="Times New Roman"/>
-        </w:rPr>
-        <w:t>题库</w:t>
-      </w:r>
-      <w:r>
-        <w:rPr>
-          <w:rFonts w:hint="eastAsia" w:ascii="Times New Roman" w:hAnsi="Times New Roman" w:eastAsia="Times New Roman" w:cs="Times New Roman"/>
-        </w:rPr>
-        <w:t>/</w:t>
-      </w:r>
-      <w:r>
-        <w:rPr>
-          <w:rFonts w:hint="eastAsia" w:ascii="Times New Roman" w:hAnsi="Times New Roman" w:eastAsia="FangSong" w:cs="Times New Roman"/>
-        </w:rPr>
-        <w:t>教材习题</w:t>
-      </w:r>
-      <w:r>
-        <w:rPr>
-          <w:rFonts w:hint="eastAsia" w:ascii="Times New Roman" w:hAnsi="Times New Roman" w:eastAsia="Times New Roman" w:cs="Times New Roman"/>
-        </w:rPr>
-        <w:t>/</w:t>
-      </w:r>
-      <w:r>
-        <w:rPr>
-          <w:rFonts w:hint="eastAsia" w:ascii="Times New Roman" w:hAnsi="Times New Roman" w:eastAsia="FangSong" w:cs="Times New Roman"/>
-        </w:rPr>
-        <w:t>化学竞赛初赛讲义</w:t>
-      </w:r>
-      <w:r>
-        <w:rPr>
-          <w:rFonts w:hint="eastAsia" w:ascii="Times New Roman" w:hAnsi="Times New Roman" w:eastAsia="Times New Roman" w:cs="Times New Roman"/>
-        </w:rPr>
-        <w:t>/</w:t>
-      </w:r>
-      <w:r>
-        <w:rPr>
-          <w:rFonts w:hint="eastAsia" w:ascii="Times New Roman" w:hAnsi="Times New Roman" w:eastAsia="FangSong" w:cs="Times New Roman"/>
-        </w:rPr>
-        <w:t>答案</w:t>
-      </w:r>
-      <w:r>
-        <w:rPr>
-          <w:rFonts w:hint="eastAsia" w:ascii="Times New Roman" w:hAnsi="Times New Roman" w:eastAsia="Times New Roman" w:cs="Times New Roman"/>
-        </w:rPr>
-        <w:t>/</w:t>
-      </w:r>
-      <w:r>
-        <w:rPr>
-          <w:rFonts w:hint="eastAsia" w:ascii="Times New Roman" w:hAnsi="Times New Roman" w:eastAsia="FangSong" w:cs="Times New Roman"/>
-        </w:rPr>
-        <w:t>第</w:t>
-      </w:r>
-      <w:r>
-        <w:rPr>
-          <w:rFonts w:hint="eastAsia" w:ascii="Times New Roman" w:hAnsi="Times New Roman" w:eastAsia="Times New Roman" w:cs="Times New Roman"/>
-        </w:rPr>
-        <w:t>8</w:t>
-      </w:r>
-      <w:r>
-        <w:rPr>
-          <w:rFonts w:hint="eastAsia" w:ascii="Times New Roman" w:hAnsi="Times New Roman" w:eastAsia="FangSong" w:cs="Times New Roman"/>
-        </w:rPr>
-        <w:t>讲</w:t>
-      </w:r>
-      <w:r>
-        <w:rPr>
-          <w:rFonts w:hint="eastAsia" w:ascii="Times New Roman" w:hAnsi="Times New Roman" w:eastAsia="Times New Roman" w:cs="Times New Roman"/>
-        </w:rPr>
-        <w:t>-</w:t>
-      </w:r>
-      <w:r>
-        <w:rPr>
-          <w:rFonts w:hint="eastAsia" w:ascii="Times New Roman" w:hAnsi="Times New Roman" w:eastAsia="FangSong" w:cs="Times New Roman"/>
-        </w:rPr>
-        <w:t>热力学和动力学初步</w:t>
-      </w:r>
-      <w:r>
-        <w:rPr>
-          <w:rFonts w:hint="eastAsia" w:ascii="Times New Roman" w:hAnsi="Times New Roman" w:eastAsia="Times New Roman" w:cs="Times New Roman"/>
-        </w:rPr>
-        <w:t>-</w:t>
-      </w:r>
-      <w:r>
-        <w:rPr>
-          <w:rFonts w:hint="eastAsia" w:ascii="Times New Roman" w:hAnsi="Times New Roman" w:eastAsia="FangSong" w:cs="Times New Roman"/>
-        </w:rPr>
-        <w:t>答案</w:t>
-      </w:r>
-    </w:p>
-    <w:p>
-      <w:pPr>
         <w:spacing w:before="160" w:after="80"/>
       </w:pPr>
       <w:r>
@@ -15620,119 +15507,6 @@
           <w:rFonts w:hint="eastAsia" w:ascii="Times New Roman" w:hAnsi="Times New Roman" w:eastAsia="Times New Roman" w:cs="Times New Roman"/>
         </w:rPr>
         <w:t>1.2</w:t>
-      </w:r>
-    </w:p>
-    <w:p>
-      <w:pPr>
-        <w:pStyle w:val="BlockText"/>
-      </w:pPr>
-      <w:r>
-        <w:rPr>
-          <w:rFonts w:hint="eastAsia" w:ascii="Times New Roman" w:hAnsi="Times New Roman" w:eastAsia="FangSong" w:cs="Times New Roman"/>
-        </w:rPr>
-        <w:t xml:space="preserve">答案见</w:t>
-      </w:r>
-      <w:r>
-        <w:rPr>
-          <w:rFonts w:ascii="Times New Roman" w:hAnsi="Times New Roman" w:eastAsia="Times New Roman" w:cs="Times New Roman"/>
-        </w:rPr>
-        <w:t xml:space="preserve"> </w:t>
-      </w:r>
-      <w:r>
-        <w:rPr>
-          <w:rFonts w:hint="eastAsia" w:ascii="Times New Roman" w:hAnsi="Times New Roman" w:eastAsia="Times New Roman" w:cs="Times New Roman"/>
-        </w:rPr>
-        <w:t>04-</w:t>
-      </w:r>
-      <w:r>
-        <w:rPr>
-          <w:rFonts w:hint="eastAsia" w:ascii="Times New Roman" w:hAnsi="Times New Roman" w:eastAsia="FangSong" w:cs="Times New Roman"/>
-        </w:rPr>
-        <w:t>题库</w:t>
-      </w:r>
-      <w:r>
-        <w:rPr>
-          <w:rFonts w:hint="eastAsia" w:ascii="Times New Roman" w:hAnsi="Times New Roman" w:eastAsia="Times New Roman" w:cs="Times New Roman"/>
-        </w:rPr>
-        <w:t>/</w:t>
-      </w:r>
-      <w:r>
-        <w:rPr>
-          <w:rFonts w:hint="eastAsia" w:ascii="Times New Roman" w:hAnsi="Times New Roman" w:eastAsia="FangSong" w:cs="Times New Roman"/>
-        </w:rPr>
-        <w:t>教材习题</w:t>
-      </w:r>
-      <w:r>
-        <w:rPr>
-          <w:rFonts w:hint="eastAsia" w:ascii="Times New Roman" w:hAnsi="Times New Roman" w:eastAsia="Times New Roman" w:cs="Times New Roman"/>
-        </w:rPr>
-        <w:t>/</w:t>
-      </w:r>
-      <w:r>
-        <w:rPr>
-          <w:rFonts w:hint="eastAsia" w:ascii="Times New Roman" w:hAnsi="Times New Roman" w:eastAsia="FangSong" w:cs="Times New Roman"/>
-        </w:rPr>
-        <w:t>化学竞赛初赛讲义</w:t>
-      </w:r>
-      <w:r>
-        <w:rPr>
-          <w:rFonts w:hint="eastAsia" w:ascii="Times New Roman" w:hAnsi="Times New Roman" w:eastAsia="Times New Roman" w:cs="Times New Roman"/>
-        </w:rPr>
-        <w:t>/</w:t>
-      </w:r>
-      <w:r>
-        <w:rPr>
-          <w:rFonts w:hint="eastAsia" w:ascii="Times New Roman" w:hAnsi="Times New Roman" w:eastAsia="FangSong" w:cs="Times New Roman"/>
-        </w:rPr>
-        <w:t>答案</w:t>
-      </w:r>
-      <w:r>
-        <w:rPr>
-          <w:rFonts w:hint="eastAsia" w:ascii="Times New Roman" w:hAnsi="Times New Roman" w:eastAsia="Times New Roman" w:cs="Times New Roman"/>
-        </w:rPr>
-        <w:t>/</w:t>
-      </w:r>
-      <w:r>
-        <w:rPr>
-          <w:rFonts w:hint="eastAsia" w:ascii="Times New Roman" w:hAnsi="Times New Roman" w:eastAsia="FangSong" w:cs="Times New Roman"/>
-        </w:rPr>
-        <w:t>第</w:t>
-      </w:r>
-      <w:r>
-        <w:rPr>
-          <w:rFonts w:hint="eastAsia" w:ascii="Times New Roman" w:hAnsi="Times New Roman" w:eastAsia="Times New Roman" w:cs="Times New Roman"/>
-        </w:rPr>
-        <w:t>8</w:t>
-      </w:r>
-      <w:r>
-        <w:rPr>
-          <w:rFonts w:hint="eastAsia" w:ascii="Times New Roman" w:hAnsi="Times New Roman" w:eastAsia="FangSong" w:cs="Times New Roman"/>
-        </w:rPr>
-        <w:t>讲</w:t>
-      </w:r>
-      <w:r>
-        <w:rPr>
-          <w:rFonts w:hint="eastAsia" w:ascii="Times New Roman" w:hAnsi="Times New Roman" w:eastAsia="Times New Roman" w:cs="Times New Roman"/>
-        </w:rPr>
-        <w:t>-</w:t>
-      </w:r>
-      <w:r>
-        <w:rPr>
-          <w:rFonts w:hint="eastAsia" w:ascii="Times New Roman" w:hAnsi="Times New Roman" w:eastAsia="FangSong" w:cs="Times New Roman"/>
-        </w:rPr>
-        <w:t>热力学和动力学初步</w:t>
-      </w:r>
-      <w:r>
-        <w:rPr>
-          <w:rFonts w:hint="eastAsia" w:ascii="Times New Roman" w:hAnsi="Times New Roman" w:eastAsia="Times New Roman" w:cs="Times New Roman"/>
-        </w:rPr>
-        <w:t>-</w:t>
-      </w:r>
-      <w:r>
-        <w:rPr>
-          <w:rFonts w:hint="eastAsia" w:ascii="Times New Roman" w:hAnsi="Times New Roman" w:eastAsia="FangSong" w:cs="Times New Roman"/>
-        </w:rPr>
-        <w:t>答案</w:t>
       </w:r>
     </w:p>
     <w:p>
